--- a/Requirements.docx
+++ b/Requirements.docx
@@ -113,7 +113,43 @@
         <w:rPr>
           <w:rFonts w:ascii="Helvetica" w:hAnsi="Helvetica"/>
         </w:rPr>
-        <w:t>A staff member has a unique identifier and a name. Staff members can change the quantity and price of a product. Each time a product is updated, it is recorded in the system.</w:t>
+        <w:t xml:space="preserve">A staff member has a unique identifier and a name. Staff members can change the quantity and price of a product. </w:t>
+      </w:r>
+      <w:r>
+        <w:rPr>
+          <w:rFonts w:ascii="Helvetica" w:hAnsi="Helvetica"/>
+        </w:rPr>
+        <w:t>The current quantity of the product will be increased or decreased</w:t>
+      </w:r>
+      <w:r>
+        <w:rPr>
+          <w:rFonts w:ascii="Helvetica" w:hAnsi="Helvetica"/>
+        </w:rPr>
+        <w:t xml:space="preserve"> by the staff input</w:t>
+      </w:r>
+      <w:r>
+        <w:rPr>
+          <w:rFonts w:ascii="Helvetica" w:hAnsi="Helvetica"/>
+        </w:rPr>
+        <w:t xml:space="preserve">. </w:t>
+      </w:r>
+      <w:r>
+        <w:rPr>
+          <w:rFonts w:ascii="Helvetica" w:hAnsi="Helvetica"/>
+        </w:rPr>
+        <w:t>Each time a product is updated, it is recorded in the system</w:t>
+      </w:r>
+      <w:r>
+        <w:rPr>
+          <w:rFonts w:ascii="Helvetica" w:hAnsi="Helvetica"/>
+        </w:rPr>
+        <w:t xml:space="preserve"> along with when it was updated</w:t>
+      </w:r>
+      <w:r>
+        <w:rPr>
+          <w:rFonts w:ascii="Helvetica" w:hAnsi="Helvetica"/>
+        </w:rPr>
+        <w:t>.</w:t>
       </w:r>
     </w:p>
     <w:sectPr>
